--- a/pract-8-awdf-24cs047.docx
+++ b/pract-8-awdf-24cs047.docx
@@ -2524,22 +2524,8 @@
             <w:pPr>
               <w:jc w:val="left"/>
             </w:pPr>
-            <w:r/>
-            <w:r>
-              <w:rPr>
-                <w:rFonts w:ascii="Times New Roman" w:hAnsi="Times New Roman"/>
-                <w:b/>
-                <w:sz w:val="22"/>
-              </w:rPr>
-              <w:t xml:space="preserve">GitHub Link Repository Link: </w:t>
-            </w:r>
-            <w:r>
-              <w:rPr>
-                <w:rFonts w:ascii="Times New Roman" w:hAnsi="Times New Roman"/>
-                <w:b/>
-                <w:sz w:val="22"/>
-              </w:rPr>
-              <w:t>https://github.com/24CS047Manav/Awdf_Practica_8</w:t>
+            <w:r>
+              <w:t>GitHub Link Repository Link: https://github.com/24CS047Manav/Awdf_Practica_8</w:t>
             </w:r>
           </w:p>
         </w:tc>

--- a/pract-8-awdf-24cs047.docx
+++ b/pract-8-awdf-24cs047.docx
@@ -68,6 +68,7 @@
         </w:tblPrEx>
         <w:trPr>
           <w:trHeight w:val="285" w:hRule="atLeast"/>
+          <w:cantSplit/>
         </w:trPr>
         <w:tc>
           <w:tcPr>
@@ -88,6 +89,7 @@
           <w:p>
             <w:pPr>
               <w:spacing w:after="0" w:line="240" w:lineRule="auto"/>
+              <w:jc w:val="left"/>
               <w:rPr>
                 <w:rFonts w:ascii="Times New Roman" w:hAnsi="Times New Roman" w:eastAsia="Times New Roman" w:cs="Times New Roman"/>
                 <w:color w:val="000000"/>
@@ -125,6 +127,7 @@
           <w:p>
             <w:pPr>
               <w:spacing w:after="0" w:line="240" w:lineRule="auto"/>
+              <w:jc w:val="left"/>
               <w:rPr>
                 <w:rFonts w:hint="default" w:ascii="Times New Roman" w:hAnsi="Times New Roman" w:eastAsia="Times New Roman" w:cs="Times New Roman"/>
                 <w:b/>
@@ -172,6 +175,7 @@
           <w:p>
             <w:pPr>
               <w:spacing w:after="0" w:line="240" w:lineRule="auto"/>
+              <w:jc w:val="left"/>
               <w:rPr>
                 <w:rFonts w:ascii="Times New Roman" w:hAnsi="Times New Roman" w:eastAsia="Times New Roman" w:cs="Times New Roman"/>
                 <w:sz w:val="24"/>
@@ -208,6 +212,7 @@
           <w:p>
             <w:pPr>
               <w:spacing w:after="0" w:line="240" w:lineRule="auto"/>
+              <w:jc w:val="left"/>
               <w:rPr>
                 <w:rFonts w:hint="default" w:ascii="Times New Roman" w:hAnsi="Times New Roman" w:eastAsia="Times New Roman" w:cs="Times New Roman"/>
                 <w:b/>
@@ -248,6 +253,7 @@
         </w:tblPrEx>
         <w:trPr>
           <w:trHeight w:val="285" w:hRule="atLeast"/>
+          <w:cantSplit/>
         </w:trPr>
         <w:tc>
           <w:tcPr>
@@ -268,6 +274,7 @@
           <w:p>
             <w:pPr>
               <w:spacing w:after="0" w:line="240" w:lineRule="auto"/>
+              <w:jc w:val="left"/>
               <w:rPr>
                 <w:rFonts w:ascii="Times New Roman" w:hAnsi="Times New Roman" w:eastAsia="Times New Roman" w:cs="Times New Roman"/>
                 <w:sz w:val="24"/>
@@ -283,7 +290,7 @@
                 <w:sz w:val="24"/>
                 <w:szCs w:val="24"/>
               </w:rPr>
-              <w:t>Subject code &amp; Name :</w:t>
+              <w:t>Subject code &amp; Name :</w:t>
             </w:r>
           </w:p>
         </w:tc>
@@ -306,6 +313,7 @@
           <w:p>
             <w:pPr>
               <w:spacing w:after="0" w:line="240" w:lineRule="auto"/>
+              <w:jc w:val="left"/>
               <w:rPr>
                 <w:rFonts w:ascii="Times New Roman" w:hAnsi="Times New Roman" w:eastAsia="Times New Roman" w:cs="Times New Roman"/>
                 <w:b/>
@@ -315,7 +323,7 @@
             </w:pPr>
             <w:r>
               <w:rPr>
-                <w:rFonts w:ascii="Cambria" w:hAnsi="Cambria" w:eastAsia="Cambria" w:cs="Cambria"/>
+                <w:rFonts w:ascii="Times New Roman" w:hAnsi="Times New Roman" w:eastAsia="Cambria" w:cs="Cambria"/>
                 <w:b/>
                 <w:sz w:val="18"/>
                 <w:szCs w:val="18"/>
@@ -324,7 +332,7 @@
             </w:r>
             <w:r>
               <w:rPr>
-                <w:rFonts w:ascii="Cambria" w:hAnsi="Cambria" w:eastAsia="Cambria" w:cs="Cambria"/>
+                <w:rFonts w:ascii="Times New Roman" w:hAnsi="Times New Roman" w:eastAsia="Cambria" w:cs="Cambria"/>
                 <w:b/>
                 <w:color w:val="000000"/>
                 <w:sz w:val="18"/>
@@ -362,6 +370,7 @@
           <w:p>
             <w:pPr>
               <w:spacing w:after="0" w:line="240" w:lineRule="auto"/>
+              <w:jc w:val="left"/>
               <w:rPr>
                 <w:rFonts w:ascii="Times New Roman" w:hAnsi="Times New Roman" w:eastAsia="Times New Roman" w:cs="Times New Roman"/>
                 <w:sz w:val="24"/>
@@ -396,7 +405,7 @@
           </w:tcPr>
           <w:p>
             <w:pPr>
-              <w:jc w:val="center"/>
+              <w:jc w:val="left"/>
             </w:pPr>
             <w:r>
               <w:rPr>
@@ -426,6 +435,7 @@
           <w:p>
             <w:pPr>
               <w:spacing w:after="0" w:line="240" w:lineRule="auto"/>
+              <w:jc w:val="left"/>
               <w:rPr>
                 <w:rFonts w:ascii="Times New Roman" w:hAnsi="Times New Roman" w:eastAsia="Times New Roman" w:cs="Times New Roman"/>
                 <w:sz w:val="24"/>
@@ -462,6 +472,7 @@
           <w:p>
             <w:pPr>
               <w:spacing w:after="0" w:line="240" w:lineRule="auto"/>
+              <w:jc w:val="left"/>
               <w:rPr>
                 <w:rFonts w:ascii="Times New Roman" w:hAnsi="Times New Roman" w:eastAsia="Times New Roman" w:cs="Times New Roman"/>
                 <w:sz w:val="24"/>
@@ -498,6 +509,7 @@
           <w:p>
             <w:pPr>
               <w:spacing w:after="0" w:line="240" w:lineRule="auto"/>
+              <w:jc w:val="left"/>
               <w:rPr>
                 <w:rFonts w:ascii="Times New Roman" w:hAnsi="Times New Roman" w:eastAsia="Times New Roman" w:cs="Times New Roman"/>
                 <w:b/>
@@ -575,6 +587,7 @@
         </w:tblPrEx>
         <w:trPr>
           <w:trHeight w:val="240" w:hRule="atLeast"/>
+          <w:cantSplit/>
         </w:trPr>
         <w:tc>
           <w:tcPr>
@@ -583,9 +596,16 @@
           </w:tcPr>
           <w:p>
             <w:pPr>
+              <w:spacing w:before="80" w:after="80"/>
               <w:jc w:val="center"/>
             </w:pPr>
-            <w:r/>
+            <w:r>
+              <w:rPr>
+                <w:rFonts w:ascii="Times New Roman" w:hAnsi="Times New Roman"/>
+                <w:b/>
+                <w:sz w:val="24"/>
+              </w:rPr>
+            </w:r>
             <w:r>
               <w:rPr>
                 <w:rFonts w:ascii="Times New Roman" w:hAnsi="Times New Roman"/>
@@ -616,6 +636,7 @@
         </w:tblPrEx>
         <w:trPr>
           <w:trHeight w:val="270" w:hRule="atLeast"/>
+          <w:cantSplit/>
         </w:trPr>
         <w:tc>
           <w:tcPr>
@@ -623,14 +644,21 @@
           </w:tcPr>
           <w:p>
             <w:pPr>
+              <w:spacing w:before="80" w:after="80"/>
               <w:jc w:val="center"/>
             </w:pPr>
-            <w:r/>
             <w:r>
               <w:rPr>
                 <w:rFonts w:ascii="Times New Roman" w:hAnsi="Times New Roman"/>
                 <w:b/>
-                <w:sz w:val="24"/>
+                <w:sz w:val="22"/>
+              </w:rPr>
+            </w:r>
+            <w:r>
+              <w:rPr>
+                <w:rFonts w:ascii="Times New Roman" w:hAnsi="Times New Roman"/>
+                <w:b/>
+                <w:sz w:val="22"/>
               </w:rPr>
               <w:t>Aim</w:t>
             </w:r>
@@ -656,6 +684,7 @@
         </w:tblPrEx>
         <w:trPr>
           <w:trHeight w:val="611" w:hRule="atLeast"/>
+          <w:cantSplit/>
         </w:trPr>
         <w:tc>
           <w:tcPr>
@@ -663,13 +692,19 @@
           </w:tcPr>
           <w:p>
             <w:pPr>
-              <w:jc w:val="both"/>
+              <w:spacing w:before="80" w:after="80" w:line="276" w:lineRule="auto"/>
+              <w:jc w:val="left"/>
             </w:pPr>
-            <w:r/>
             <w:r>
               <w:rPr>
                 <w:rFonts w:ascii="Times New Roman" w:hAnsi="Times New Roman"/>
-                <w:sz w:val="22"/>
+                <w:sz w:val="21"/>
+              </w:rPr>
+            </w:r>
+            <w:r>
+              <w:rPr>
+                <w:rFonts w:ascii="Times New Roman" w:hAnsi="Times New Roman"/>
+                <w:sz w:val="21"/>
               </w:rPr>
               <w:t>To improve frontend performance using lazy loading and code splitting techniques in React with React.lazy(), Suspense, debounced minimum-delay fallbacks, heavy component on-demand loading, and re-render optimization with React.memo.</w:t>
             </w:r>
@@ -702,20 +737,29 @@
           </w:tcPr>
           <w:p>
             <w:pPr>
+              <w:spacing w:before="80" w:after="80"/>
               <w:jc w:val="center"/>
             </w:pPr>
-            <w:r/>
             <w:r>
               <w:rPr>
                 <w:rFonts w:ascii="Times New Roman" w:hAnsi="Times New Roman"/>
                 <w:b/>
-                <w:sz w:val="24"/>
+                <w:sz w:val="22"/>
+              </w:rPr>
+            </w:r>
+            <w:r>
+              <w:rPr>
+                <w:rFonts w:ascii="Times New Roman" w:hAnsi="Times New Roman"/>
+                <w:b/>
+                <w:sz w:val="22"/>
               </w:rPr>
               <w:t>Code</w:t>
             </w:r>
           </w:p>
           <w:p>
             <w:pPr>
+              <w:keepNext/>
+              <w:spacing w:before="160" w:after="40"/>
               <w:jc w:val="left"/>
             </w:pPr>
             <w:r>
@@ -730,12 +774,13 @@
           </w:p>
           <w:p>
             <w:pPr>
+              <w:spacing w:before="0" w:after="40" w:line="252" w:lineRule="auto"/>
               <w:jc w:val="left"/>
             </w:pPr>
             <w:r>
               <w:rPr>
                 <w:rFonts w:ascii="Consolas" w:hAnsi="Consolas"/>
-                <w:sz w:val="17"/>
+                <w:sz w:val="19"/>
               </w:rPr>
               <w:t>import { useState, useEffect, lazy, Suspense } from 'react';</w:t>
               <w:br/>
@@ -988,6 +1033,8 @@
           </w:p>
           <w:p>
             <w:pPr>
+              <w:keepNext/>
+              <w:spacing w:before="160" w:after="40"/>
               <w:jc w:val="left"/>
             </w:pPr>
             <w:r>
@@ -1002,12 +1049,13 @@
           </w:p>
           <w:p>
             <w:pPr>
+              <w:spacing w:before="0" w:after="40" w:line="252" w:lineRule="auto"/>
               <w:jc w:val="left"/>
             </w:pPr>
             <w:r>
               <w:rPr>
                 <w:rFonts w:ascii="Consolas" w:hAnsi="Consolas"/>
-                <w:sz w:val="17"/>
+                <w:sz w:val="19"/>
               </w:rPr>
               <w:t>import { useState, useEffect } from 'react';</w:t>
               <w:br/>
@@ -1101,6 +1149,8 @@
           </w:p>
           <w:p>
             <w:pPr>
+              <w:keepNext/>
+              <w:spacing w:before="160" w:after="40"/>
               <w:jc w:val="left"/>
             </w:pPr>
             <w:r>
@@ -1115,12 +1165,13 @@
           </w:p>
           <w:p>
             <w:pPr>
+              <w:spacing w:before="0" w:after="40" w:line="252" w:lineRule="auto"/>
               <w:jc w:val="left"/>
             </w:pPr>
             <w:r>
               <w:rPr>
                 <w:rFonts w:ascii="Consolas" w:hAnsi="Consolas"/>
-                <w:sz w:val="17"/>
+                <w:sz w:val="19"/>
               </w:rPr>
               <w:t>import { useMemo } from 'react';</w:t>
               <w:br/>
@@ -1391,6 +1442,8 @@
           </w:p>
           <w:p>
             <w:pPr>
+              <w:keepNext/>
+              <w:spacing w:before="160" w:after="40"/>
               <w:jc w:val="left"/>
             </w:pPr>
             <w:r>
@@ -1405,12 +1458,13 @@
           </w:p>
           <w:p>
             <w:pPr>
+              <w:spacing w:before="0" w:after="40" w:line="252" w:lineRule="auto"/>
               <w:jc w:val="left"/>
             </w:pPr>
             <w:r>
               <w:rPr>
                 <w:rFonts w:ascii="Consolas" w:hAnsi="Consolas"/>
-                <w:sz w:val="17"/>
+                <w:sz w:val="19"/>
               </w:rPr>
               <w:t>import { useState, useEffect, useCallback, lazy, Suspense } from 'react';</w:t>
               <w:br/>
@@ -2233,13 +2287,14 @@
           </w:p>
           <w:p>
             <w:pPr>
+              <w:spacing w:before="0" w:after="40" w:line="252" w:lineRule="auto"/>
               <w:jc w:val="left"/>
             </w:pPr>
             <w:r>
               <w:rPr>
-                <w:rFonts w:ascii="Times New Roman" w:hAnsi="Times New Roman"/>
+                <w:rFonts w:ascii="Consolas" w:hAnsi="Consolas"/>
                 <w:b/>
-                <w:sz w:val="21"/>
+                <w:sz w:val="19"/>
               </w:rPr>
               <w:br/>
               <w:t>5. client/src/components/TaskList.jsx (Supplementary Problem 3 - React.memo Re-Render Optimization):</w:t>
@@ -2247,12 +2302,13 @@
           </w:p>
           <w:p>
             <w:pPr>
+              <w:spacing w:before="0" w:after="40" w:line="252" w:lineRule="auto"/>
               <w:jc w:val="left"/>
             </w:pPr>
             <w:r>
               <w:rPr>
                 <w:rFonts w:ascii="Consolas" w:hAnsi="Consolas"/>
-                <w:sz w:val="17"/>
+                <w:sz w:val="19"/>
               </w:rPr>
               <w:t>import { memo } from 'react';</w:t>
               <w:br/>
@@ -2514,6 +2570,7 @@
         </w:tblPrEx>
         <w:trPr>
           <w:trHeight w:val="92" w:hRule="atLeast"/>
+          <w:cantSplit/>
         </w:trPr>
         <w:tc>
           <w:tcPr>
@@ -2522,10 +2579,26 @@
           </w:tcPr>
           <w:p>
             <w:pPr>
+              <w:spacing w:before="80" w:after="80"/>
               <w:jc w:val="left"/>
             </w:pPr>
-            <w:r>
-              <w:t>GitHub Link Repository Link: https://github.com/24CS047Manav/Awdf_Practica_8</w:t>
+            <w:r/>
+            <w:r>
+              <w:rPr>
+                <w:rFonts w:ascii="Times New Roman" w:hAnsi="Times New Roman"/>
+                <w:b/>
+                <w:sz w:val="21"/>
+              </w:rPr>
+              <w:t xml:space="preserve">GitHub Repository Link: </w:t>
+            </w:r>
+            <w:r>
+              <w:rPr>
+                <w:rFonts w:ascii="Times New Roman" w:hAnsi="Times New Roman"/>
+                <w:color w:val="003399"/>
+                <w:sz w:val="21"/>
+                <w:u w:val="single"/>
+              </w:rPr>
+              <w:t>https://github.com/24CS047Manav/Awdf_Practica_8</w:t>
             </w:r>
           </w:p>
         </w:tc>
@@ -2549,6 +2622,7 @@
         </w:tblPrEx>
         <w:trPr>
           <w:trHeight w:val="73" w:hRule="atLeast"/>
+          <w:cantSplit/>
         </w:trPr>
         <w:tc>
           <w:tcPr>
@@ -2556,14 +2630,22 @@
           </w:tcPr>
           <w:p>
             <w:pPr>
+              <w:keepNext/>
+              <w:spacing w:before="80" w:after="80"/>
               <w:jc w:val="center"/>
             </w:pPr>
-            <w:r/>
             <w:r>
               <w:rPr>
                 <w:rFonts w:ascii="Times New Roman" w:hAnsi="Times New Roman"/>
                 <w:b/>
-                <w:sz w:val="24"/>
+                <w:sz w:val="22"/>
+              </w:rPr>
+            </w:r>
+            <w:r>
+              <w:rPr>
+                <w:rFonts w:ascii="Times New Roman" w:hAnsi="Times New Roman"/>
+                <w:b/>
+                <w:sz w:val="22"/>
               </w:rPr>
               <w:t>Output</w:t>
             </w:r>
@@ -2595,185 +2677,211 @@
             <w:tcW w:w="10530" w:type="dxa"/>
           </w:tcPr>
           <w:p>
+            <w:pPr>
+              <w:spacing w:before="0" w:after="0" w:line="40" w:lineRule="exact"/>
+            </w:pPr>
             <w:r/>
           </w:p>
           <w:p>
             <w:pPr>
-              <w:jc w:val="both"/>
+              <w:keepLines/>
+              <w:spacing w:line="276" w:lineRule="auto" w:before="120" w:after="120"/>
+              <w:jc w:val="left"/>
             </w:pPr>
+            <w:r/>
             <w:r>
               <w:rPr>
                 <w:rFonts w:ascii="Times New Roman" w:hAnsi="Times New Roman"/>
                 <w:b/>
                 <w:sz w:val="22"/>
               </w:rPr>
-              <w:br/>
               <w:t>1. Route-Based Code Splitting with React.lazy() (Step 3 &amp; 4):</w:t>
               <w:br/>
             </w:r>
             <w:r>
               <w:rPr>
                 <w:rFonts w:ascii="Times New Roman" w:hAnsi="Times New Roman"/>
-                <w:sz w:val="22"/>
+                <w:b w:val="0"/>
+                <w:sz w:val="21"/>
               </w:rPr>
               <w:t>Successfully separated monolithic bundle into autonomous on-demand chunks. All routes (Home, Projects, TasksPage, Contact, NotFound) are converted to dynamic imports and rendered inside a top-level Suspense container.</w:t>
             </w:r>
           </w:p>
           <w:p>
             <w:pPr>
-              <w:jc w:val="both"/>
+              <w:keepLines/>
+              <w:spacing w:line="276" w:lineRule="auto" w:before="120" w:after="120"/>
+              <w:jc w:val="left"/>
             </w:pPr>
+            <w:r/>
             <w:r>
               <w:rPr>
                 <w:rFonts w:ascii="Times New Roman" w:hAnsi="Times New Roman"/>
                 <w:b/>
                 <w:sz w:val="22"/>
               </w:rPr>
-              <w:br/>
               <w:t>2. Separate Dynamic Chunk Generation (Step 5):</w:t>
               <w:br/>
             </w:r>
             <w:r>
               <w:rPr>
                 <w:rFonts w:ascii="Times New Roman" w:hAnsi="Times New Roman"/>
-                <w:sz w:val="22"/>
+                <w:b w:val="0"/>
+                <w:sz w:val="21"/>
               </w:rPr>
               <w:t>Vite build output verified that independent chunks are generated for each route: index.js (240.72 kB), TasksPage.js (15.72 kB), Projects.js (4.72 kB), TaskAnalyticsChart.js (3.75 kB), Contact.js (2.57 kB), Home.js (1.21 kB), and NotFound.js (0.50 kB).</w:t>
             </w:r>
           </w:p>
           <w:p>
             <w:pPr>
-              <w:jc w:val="both"/>
+              <w:keepLines/>
+              <w:spacing w:line="276" w:lineRule="auto" w:before="120" w:after="120"/>
+              <w:jc w:val="left"/>
             </w:pPr>
+            <w:r/>
             <w:r>
               <w:rPr>
                 <w:rFonts w:ascii="Times New Roman" w:hAnsi="Times New Roman"/>
                 <w:b/>
                 <w:sz w:val="22"/>
               </w:rPr>
-              <w:br/>
               <w:t>3. Supplementary Problem 1 - Heavy Third-Party Component Lazy Loading:</w:t>
               <w:br/>
             </w:r>
             <w:r>
               <w:rPr>
                 <w:rFonts w:ascii="Times New Roman" w:hAnsi="Times New Roman"/>
-                <w:sz w:val="22"/>
+                <w:b w:val="0"/>
+                <w:sz w:val="21"/>
               </w:rPr>
               <w:t>Created TaskAnalyticsChart.jsx calculating completion velocity and rendering an interactive SVG donut chart. Implemented component-level lazy loading so the 3.75 kB chart chunk is only requested across the network when the user clicks the Analytics button.</w:t>
             </w:r>
           </w:p>
           <w:p>
             <w:pPr>
-              <w:jc w:val="both"/>
+              <w:keepLines/>
+              <w:spacing w:line="276" w:lineRule="auto" w:before="120" w:after="120"/>
+              <w:jc w:val="left"/>
             </w:pPr>
+            <w:r/>
             <w:r>
               <w:rPr>
                 <w:rFonts w:ascii="Times New Roman" w:hAnsi="Times New Roman"/>
                 <w:b/>
                 <w:sz w:val="22"/>
               </w:rPr>
-              <w:br/>
               <w:t>4. Supplementary Problem 2 - Minimum-Delay Debounced Fallback (DelayedFallback.jsx):</w:t>
               <w:br/>
             </w:r>
             <w:r>
               <w:rPr>
                 <w:rFonts w:ascii="Times New Roman" w:hAnsi="Times New Roman"/>
-                <w:sz w:val="22"/>
+                <w:b w:val="0"/>
+                <w:sz w:val="21"/>
               </w:rPr>
               <w:t>Implemented a 300ms debounce threshold. When navigating on fast connections (&lt;300ms load time), no fallback spinner flashes, completely eliminating layout flicker. On slower networks (&gt;300ms), a sleek shimmer skeleton renders smoothly.</w:t>
             </w:r>
           </w:p>
           <w:p>
             <w:pPr>
-              <w:jc w:val="both"/>
+              <w:keepLines/>
+              <w:spacing w:line="276" w:lineRule="auto" w:before="120" w:after="120"/>
+              <w:jc w:val="left"/>
             </w:pPr>
+            <w:r/>
             <w:r>
               <w:rPr>
                 <w:rFonts w:ascii="Times New Roman" w:hAnsi="Times New Roman"/>
                 <w:b/>
                 <w:sz w:val="22"/>
               </w:rPr>
-              <w:br/>
               <w:t>5. Supplementary Problem 3 - Profiler Re-render Elimination with React.memo:</w:t>
               <w:br/>
             </w:r>
             <w:r>
               <w:rPr>
                 <w:rFonts w:ascii="Times New Roman" w:hAnsi="Times New Roman"/>
-                <w:sz w:val="22"/>
+                <w:b w:val="0"/>
+                <w:sz w:val="21"/>
               </w:rPr>
               <w:t>Identified with React DevTools Profiler that typing in search filters or toggling theme caused unnecessary re-renders across all task items. Wrapped TaskList in React.memo, reducing render lag to 0ms when unrelated parent states change.</w:t>
             </w:r>
           </w:p>
           <w:p>
             <w:pPr>
-              <w:jc w:val="both"/>
+              <w:keepLines/>
+              <w:spacing w:line="276" w:lineRule="auto" w:before="120" w:after="120"/>
+              <w:jc w:val="left"/>
             </w:pPr>
+            <w:r/>
             <w:r>
               <w:rPr>
                 <w:rFonts w:ascii="Times New Roman" w:hAnsi="Times New Roman"/>
                 <w:b/>
                 <w:sz w:val="22"/>
               </w:rPr>
-              <w:br/>
               <w:t>6. Before vs. After Performance &amp; Bundle Comparison Metrics:</w:t>
               <w:br/>
             </w:r>
             <w:r>
               <w:rPr>
                 <w:rFonts w:ascii="Times New Roman" w:hAnsi="Times New Roman"/>
-                <w:sz w:val="22"/>
+                <w:b w:val="0"/>
+                <w:sz w:val="21"/>
               </w:rPr>
               <w:t>Baseline single bundle: 264.43 kB loaded upfront. Optimized initial bundle: 240.72 kB (saving 23.71 kB on first paint). Load time under Fast 3G throttling improved from 1.45s to 0.95s (34.5% improvement in First Contentful Paint).</w:t>
             </w:r>
           </w:p>
           <w:p>
             <w:pPr>
-              <w:jc w:val="both"/>
+              <w:keepLines/>
+              <w:spacing w:line="276" w:lineRule="auto" w:before="120" w:after="120"/>
+              <w:jc w:val="left"/>
             </w:pPr>
+            <w:r/>
             <w:r>
               <w:rPr>
                 <w:rFonts w:ascii="Times New Roman" w:hAnsi="Times New Roman"/>
                 <w:b/>
                 <w:sz w:val="22"/>
               </w:rPr>
-              <w:br/>
               <w:t>7. Network Throttling Verification (Slow 3G):</w:t>
               <w:br/>
             </w:r>
             <w:r>
               <w:rPr>
                 <w:rFonts w:ascii="Times New Roman" w:hAnsi="Times New Roman"/>
-                <w:sz w:val="22"/>
+                <w:b w:val="0"/>
+                <w:sz w:val="21"/>
               </w:rPr>
               <w:t>Simulated Slow 3G in Chrome DevTools to confirm the DelayedFallback skeleton renders seamlessly with animated pulse and debounced feedback before the chunk resolves.</w:t>
             </w:r>
           </w:p>
           <w:p>
             <w:pPr>
+              <w:keepNext/>
+              <w:spacing w:before="160" w:after="40"/>
               <w:jc w:val="left"/>
             </w:pPr>
+            <w:r/>
             <w:r>
               <w:rPr>
                 <w:rFonts w:ascii="Times New Roman" w:hAnsi="Times New Roman"/>
                 <w:b/>
                 <w:sz w:val="22"/>
               </w:rPr>
-              <w:br/>
               <w:t>Vite Code Splitting Build Tooling Output Log:</w:t>
-              <w:br/>
             </w:r>
           </w:p>
           <w:p>
             <w:pPr>
+              <w:spacing w:before="0" w:after="30" w:line="240" w:lineRule="auto"/>
               <w:jc w:val="left"/>
             </w:pPr>
             <w:r>
               <w:rPr>
                 <w:rFonts w:ascii="Consolas" w:hAnsi="Consolas"/>
-                <w:sz w:val="17"/>
+                <w:sz w:val="18"/>
               </w:rPr>
               <w:t>===============================================================</w:t>
               <w:br/>
@@ -2973,50 +3081,55 @@
     </w:pPr>
     <w:r>
       <w:rPr>
-        <w:rFonts w:ascii="Cambria" w:hAnsi="Cambria" w:eastAsia="Cambria" w:cs="Cambria"/>
+        <w:rFonts w:ascii="Times New Roman" w:hAnsi="Times New Roman" w:eastAsia="Cambria" w:cs="Cambria"/>
       </w:rPr>
       <w:t>Department of Computer Science and Engineering, CSPIT</w:t>
     </w:r>
     <w:r>
       <w:rPr>
-        <w:rFonts w:ascii="Cambria" w:hAnsi="Cambria" w:eastAsia="Cambria" w:cs="Cambria"/>
+        <w:rFonts w:ascii="Times New Roman" w:hAnsi="Times New Roman" w:eastAsia="Cambria" w:cs="Cambria"/>
         <w:color w:val="000000"/>
       </w:rPr>
       <w:tab/>
     </w:r>
     <w:r>
       <w:rPr>
-        <w:rFonts w:ascii="Cambria" w:hAnsi="Cambria" w:eastAsia="Cambria" w:cs="Cambria"/>
+        <w:rFonts w:ascii="Times New Roman" w:hAnsi="Times New Roman" w:eastAsia="Cambria" w:cs="Cambria"/>
         <w:color w:val="000000"/>
       </w:rPr>
       <w:t xml:space="preserve">Page </w:t>
     </w:r>
     <w:r>
       <w:rPr>
+        <w:rFonts w:ascii="Times New Roman" w:hAnsi="Times New Roman"/>
         <w:color w:val="000000"/>
       </w:rPr>
       <w:fldChar w:fldCharType="begin"/>
     </w:r>
     <w:r>
       <w:rPr>
+        <w:rFonts w:ascii="Times New Roman" w:hAnsi="Times New Roman"/>
         <w:color w:val="000000"/>
       </w:rPr>
       <w:instrText xml:space="preserve">PAGE</w:instrText>
     </w:r>
     <w:r>
       <w:rPr>
+        <w:rFonts w:ascii="Times New Roman" w:hAnsi="Times New Roman"/>
         <w:color w:val="000000"/>
       </w:rPr>
       <w:fldChar w:fldCharType="separate"/>
     </w:r>
     <w:r>
       <w:rPr>
+        <w:rFonts w:ascii="Times New Roman" w:hAnsi="Times New Roman"/>
         <w:color w:val="000000"/>
       </w:rPr>
       <w:t>1</w:t>
     </w:r>
     <w:r>
       <w:rPr>
+        <w:rFonts w:ascii="Times New Roman" w:hAnsi="Times New Roman"/>
         <w:color w:val="000000"/>
       </w:rPr>
       <w:fldChar w:fldCharType="end"/>
@@ -3142,7 +3255,7 @@
     </w:pPr>
     <w:r>
       <w:rPr>
-        <w:rFonts w:ascii="Cambria" w:hAnsi="Cambria" w:eastAsia="Cambria" w:cs="Cambria"/>
+        <w:rFonts w:ascii="Times New Roman" w:hAnsi="Times New Roman" w:eastAsia="Cambria" w:cs="Cambria"/>
         <w:b/>
         <w:sz w:val="18"/>
         <w:szCs w:val="18"/>
@@ -3154,7 +3267,7 @@
     </w:r>
     <w:r>
       <w:rPr>
-        <w:rFonts w:ascii="Cambria" w:hAnsi="Cambria" w:eastAsia="Cambria" w:cs="Cambria"/>
+        <w:rFonts w:ascii="Times New Roman" w:hAnsi="Times New Roman" w:eastAsia="Cambria" w:cs="Cambria"/>
         <w:b/>
         <w:color w:val="000000"/>
         <w:sz w:val="18"/>
@@ -3171,34 +3284,34 @@
     </w:r>
     <w:r>
       <w:rPr>
-        <w:rFonts w:ascii="Cambria" w:hAnsi="Cambria" w:eastAsia="Cambria" w:cs="Cambria"/>
+        <w:rFonts w:ascii="Times New Roman" w:hAnsi="Times New Roman" w:eastAsia="Cambria" w:cs="Cambria"/>
         <w:b/>
         <w:color w:val="000000"/>
       </w:rPr>
     </w:r>
     <w:r>
       <w:rPr>
-        <w:rFonts w:ascii="Cambria" w:hAnsi="Cambria" w:eastAsia="Cambria" w:cs="Cambria"/>
+        <w:rFonts w:ascii="Times New Roman" w:hAnsi="Times New Roman" w:eastAsia="Cambria" w:cs="Cambria"/>
         <w:b/>
         <w:color w:val="000000"/>
       </w:rPr>
     </w:r>
     <w:r>
       <w:rPr>
-        <w:rFonts w:ascii="Cambria" w:hAnsi="Cambria" w:eastAsia="Cambria" w:cs="Cambria"/>
+        <w:rFonts w:ascii="Times New Roman" w:hAnsi="Times New Roman" w:eastAsia="Cambria" w:cs="Cambria"/>
         <w:b/>
         <w:color w:val="000000"/>
       </w:rPr>
     </w:r>
     <w:r>
       <w:rPr>
-        <w:rFonts w:ascii="Cambria" w:hAnsi="Cambria" w:eastAsia="Cambria" w:cs="Cambria"/>
+        <w:rFonts w:ascii="Times New Roman" w:hAnsi="Times New Roman" w:eastAsia="Cambria" w:cs="Cambria"/>
         <w:b/>
       </w:rPr>
     </w:r>
     <w:r>
       <w:rPr>
-        <w:rFonts w:hint="default" w:ascii="Cambria" w:hAnsi="Cambria" w:eastAsia="Cambria" w:cs="Cambria"/>
+        <w:rFonts w:hint="default" w:ascii="Times New Roman" w:hAnsi="Times New Roman" w:eastAsia="Cambria" w:cs="Cambria"/>
         <w:b/>
         <w:lang w:val="en-IN"/>
       </w:rPr>
